--- a/Virtual Machine DOC.docx
+++ b/Virtual Machine DOC.docx
@@ -7,14 +7,8 @@
         <w:pStyle w:val="Titolo"/>
         <w:spacing w:after="480"/>
         <w:jc w:val="center"/>
-        <w:rPr>
-          <w:lang w:val="fr-CH"/>
-        </w:rPr>
       </w:pPr>
       <w:r>
-        <w:rPr>
-          <w:lang w:val="fr-CH"/>
-        </w:rPr>
         <w:t>Doc Virtual Machine</w:t>
       </w:r>
     </w:p>
@@ -52,7 +46,23 @@
           <w:sz w:val="32"/>
           <w:szCs w:val="32"/>
         </w:rPr>
-        <w:t>Firewall: OPNsense, 4GB RAM, 16GB, 2 CP</w:t>
+        <w:t xml:space="preserve">Firewall: </w:t>
+      </w:r>
+      <w:proofErr w:type="spellStart"/>
+      <w:r>
+        <w:rPr>
+          <w:sz w:val="32"/>
+          <w:szCs w:val="32"/>
+        </w:rPr>
+        <w:t>OPNsense</w:t>
+      </w:r>
+      <w:proofErr w:type="spellEnd"/>
+      <w:r>
+        <w:rPr>
+          <w:sz w:val="32"/>
+          <w:szCs w:val="32"/>
+        </w:rPr>
+        <w:t>, 4GB RAM, 16GB, 2 CP</w:t>
       </w:r>
       <w:r>
         <w:rPr>
@@ -101,7 +111,25 @@
           <w:szCs w:val="32"/>
           <w:lang w:val="de-CH"/>
         </w:rPr>
-        <w:t>NAS: OpenMediaVault, 2GB RAM, 38GB, 2 CPU, VMnet3</w:t>
+        <w:t xml:space="preserve">NAS: </w:t>
+      </w:r>
+      <w:proofErr w:type="spellStart"/>
+      <w:r>
+        <w:rPr>
+          <w:sz w:val="32"/>
+          <w:szCs w:val="32"/>
+          <w:lang w:val="de-CH"/>
+        </w:rPr>
+        <w:t>OpenMediaVault</w:t>
+      </w:r>
+      <w:proofErr w:type="spellEnd"/>
+      <w:r>
+        <w:rPr>
+          <w:sz w:val="32"/>
+          <w:szCs w:val="32"/>
+          <w:lang w:val="de-CH"/>
+        </w:rPr>
+        <w:t>, 2GB RAM, 38GB, 2 CPU, VMnet3</w:t>
       </w:r>
     </w:p>
     <w:p>
@@ -126,9 +154,22 @@
         <w:rPr>
           <w:sz w:val="32"/>
           <w:szCs w:val="32"/>
-          <w:lang w:val="de-CH"/>
         </w:rPr>
       </w:pPr>
+      <w:r>
+        <w:rPr>
+          <w:sz w:val="32"/>
+          <w:szCs w:val="32"/>
+        </w:rPr>
+        <w:t>Le password, solamente se presenti,</w:t>
+      </w:r>
+      <w:r>
+        <w:rPr>
+          <w:sz w:val="32"/>
+          <w:szCs w:val="32"/>
+        </w:rPr>
+        <w:t xml:space="preserve"> sono sempre Samt202667 o root, invece gli utenti o root, o admin.</w:t>
+      </w:r>
     </w:p>
     <w:p>
       <w:pPr>
@@ -142,18 +183,257 @@
           <w:sz w:val="32"/>
           <w:szCs w:val="32"/>
         </w:rPr>
-        <w:t>Le password, solamente se presenti,</w:t>
-      </w:r>
-      <w:r>
-        <w:rPr>
-          <w:sz w:val="32"/>
-          <w:szCs w:val="32"/>
-        </w:rPr>
-        <w:t xml:space="preserve"> sono sempre Samt202667 o root, invece gli utenti o root, o admin.</w:t>
+        <w:drawing>
+          <wp:anchor distT="0" distB="0" distL="114300" distR="114300" simplePos="0" relativeHeight="251658240" behindDoc="0" locked="0" layoutInCell="1" allowOverlap="1" wp14:anchorId="5C3FB2F1" wp14:editId="040772DD">
+            <wp:simplePos x="0" y="0"/>
+            <wp:positionH relativeFrom="margin">
+              <wp:align>center</wp:align>
+            </wp:positionH>
+            <wp:positionV relativeFrom="paragraph">
+              <wp:posOffset>2197227</wp:posOffset>
+            </wp:positionV>
+            <wp:extent cx="3759835" cy="2827655"/>
+            <wp:effectExtent l="0" t="0" r="0" b="0"/>
+            <wp:wrapTopAndBottom/>
+            <wp:docPr id="1" name="Immagine 1"/>
+            <wp:cNvGraphicFramePr>
+              <a:graphicFrameLocks xmlns:a="http://schemas.openxmlformats.org/drawingml/2006/main" noChangeAspect="1"/>
+            </wp:cNvGraphicFramePr>
+            <a:graphic xmlns:a="http://schemas.openxmlformats.org/drawingml/2006/main">
+              <a:graphicData uri="http://schemas.openxmlformats.org/drawingml/2006/picture">
+                <pic:pic xmlns:pic="http://schemas.openxmlformats.org/drawingml/2006/picture">
+                  <pic:nvPicPr>
+                    <pic:cNvPr id="1" name=""/>
+                    <pic:cNvPicPr/>
+                  </pic:nvPicPr>
+                  <pic:blipFill>
+                    <a:blip r:embed="rId6">
+                      <a:extLst>
+                        <a:ext uri="{28A0092B-C50C-407E-A947-70E740481C1C}">
+                          <a14:useLocalDpi xmlns:a14="http://schemas.microsoft.com/office/drawing/2010/main" val="0"/>
+                        </a:ext>
+                      </a:extLst>
+                    </a:blip>
+                    <a:stretch>
+                      <a:fillRect/>
+                    </a:stretch>
+                  </pic:blipFill>
+                  <pic:spPr>
+                    <a:xfrm>
+                      <a:off x="0" y="0"/>
+                      <a:ext cx="3759835" cy="2827655"/>
+                    </a:xfrm>
+                    <a:prstGeom prst="rect">
+                      <a:avLst/>
+                    </a:prstGeom>
+                  </pic:spPr>
+                </pic:pic>
+              </a:graphicData>
+            </a:graphic>
+            <wp14:sizeRelH relativeFrom="margin">
+              <wp14:pctWidth>0</wp14:pctWidth>
+            </wp14:sizeRelH>
+            <wp14:sizeRelV relativeFrom="margin">
+              <wp14:pctHeight>0</wp14:pctHeight>
+            </wp14:sizeRelV>
+          </wp:anchor>
+        </w:drawing>
+      </w:r>
+      <w:r>
+        <w:rPr>
+          <w:sz w:val="32"/>
+          <w:szCs w:val="32"/>
+        </w:rPr>
+        <w:t xml:space="preserve">La prima VM su cui sto effettuando controlli di corretto funzionamento è il client. Visto che non abbiamo ancora il server configurato ho messo scheda di rete </w:t>
+      </w:r>
+      <w:proofErr w:type="spellStart"/>
+      <w:r>
+        <w:rPr>
+          <w:sz w:val="32"/>
+          <w:szCs w:val="32"/>
+        </w:rPr>
+        <w:t>bridged</w:t>
+      </w:r>
+      <w:proofErr w:type="spellEnd"/>
+      <w:r>
+        <w:rPr>
+          <w:sz w:val="32"/>
+          <w:szCs w:val="32"/>
+        </w:rPr>
+        <w:t xml:space="preserve">, così da avere lo stesso un internet funzionante. Ho poi effettuato diversi comandi di test, come </w:t>
+      </w:r>
+      <w:proofErr w:type="spellStart"/>
+      <w:r>
+        <w:rPr>
+          <w:sz w:val="32"/>
+          <w:szCs w:val="32"/>
+        </w:rPr>
+        <w:t>ping</w:t>
+      </w:r>
+      <w:proofErr w:type="spellEnd"/>
+      <w:r>
+        <w:rPr>
+          <w:sz w:val="32"/>
+          <w:szCs w:val="32"/>
+        </w:rPr>
+        <w:t xml:space="preserve">, </w:t>
+      </w:r>
+      <w:proofErr w:type="spellStart"/>
+      <w:r>
+        <w:rPr>
+          <w:sz w:val="32"/>
+          <w:szCs w:val="32"/>
+        </w:rPr>
+        <w:t>nslookup</w:t>
+      </w:r>
+      <w:proofErr w:type="spellEnd"/>
+      <w:r>
+        <w:rPr>
+          <w:sz w:val="32"/>
+          <w:szCs w:val="32"/>
+        </w:rPr>
+        <w:t xml:space="preserve"> e via così. Successivamente ho cambiato il nome del pc in PC-STUDIO, ho modificato la tastiera in Francese Svizzera</w:t>
+      </w:r>
+      <w:r>
+        <w:rPr>
+          <w:sz w:val="32"/>
+          <w:szCs w:val="32"/>
+        </w:rPr>
+        <w:t xml:space="preserve"> e creato gli utenti</w:t>
+      </w:r>
+      <w:r>
+        <w:rPr>
+          <w:sz w:val="32"/>
+          <w:szCs w:val="32"/>
+        </w:rPr>
+        <w:t>.</w:t>
+      </w:r>
+    </w:p>
+    <w:p>
+      <w:pPr>
+        <w:rPr>
+          <w:sz w:val="32"/>
+          <w:szCs w:val="32"/>
+        </w:rPr>
+      </w:pPr>
+      <w:r>
+        <w:rPr>
+          <w:sz w:val="32"/>
+          <w:szCs w:val="32"/>
+        </w:rPr>
+        <w:lastRenderedPageBreak/>
+        <w:drawing>
+          <wp:anchor distT="0" distB="0" distL="114300" distR="114300" simplePos="0" relativeHeight="251659264" behindDoc="0" locked="0" layoutInCell="1" allowOverlap="1" wp14:anchorId="7FFE3688" wp14:editId="1421F7DE">
+            <wp:simplePos x="0" y="0"/>
+            <wp:positionH relativeFrom="margin">
+              <wp:align>center</wp:align>
+            </wp:positionH>
+            <wp:positionV relativeFrom="paragraph">
+              <wp:posOffset>697637</wp:posOffset>
+            </wp:positionV>
+            <wp:extent cx="4981575" cy="2285365"/>
+            <wp:effectExtent l="0" t="0" r="9525" b="635"/>
+            <wp:wrapTopAndBottom/>
+            <wp:docPr id="2" name="Immagine 2"/>
+            <wp:cNvGraphicFramePr>
+              <a:graphicFrameLocks xmlns:a="http://schemas.openxmlformats.org/drawingml/2006/main" noChangeAspect="1"/>
+            </wp:cNvGraphicFramePr>
+            <a:graphic xmlns:a="http://schemas.openxmlformats.org/drawingml/2006/main">
+              <a:graphicData uri="http://schemas.openxmlformats.org/drawingml/2006/picture">
+                <pic:pic xmlns:pic="http://schemas.openxmlformats.org/drawingml/2006/picture">
+                  <pic:nvPicPr>
+                    <pic:cNvPr id="1" name=""/>
+                    <pic:cNvPicPr/>
+                  </pic:nvPicPr>
+                  <pic:blipFill>
+                    <a:blip r:embed="rId7">
+                      <a:extLst>
+                        <a:ext uri="{28A0092B-C50C-407E-A947-70E740481C1C}">
+                          <a14:useLocalDpi xmlns:a14="http://schemas.microsoft.com/office/drawing/2010/main" val="0"/>
+                        </a:ext>
+                      </a:extLst>
+                    </a:blip>
+                    <a:stretch>
+                      <a:fillRect/>
+                    </a:stretch>
+                  </pic:blipFill>
+                  <pic:spPr>
+                    <a:xfrm>
+                      <a:off x="0" y="0"/>
+                      <a:ext cx="4981575" cy="2285365"/>
+                    </a:xfrm>
+                    <a:prstGeom prst="rect">
+                      <a:avLst/>
+                    </a:prstGeom>
+                  </pic:spPr>
+                </pic:pic>
+              </a:graphicData>
+            </a:graphic>
+            <wp14:sizeRelH relativeFrom="margin">
+              <wp14:pctWidth>0</wp14:pctWidth>
+            </wp14:sizeRelH>
+            <wp14:sizeRelV relativeFrom="margin">
+              <wp14:pctHeight>0</wp14:pctHeight>
+            </wp14:sizeRelV>
+          </wp:anchor>
+        </w:drawing>
+      </w:r>
+      <w:r>
+        <w:rPr>
+          <w:sz w:val="32"/>
+          <w:szCs w:val="32"/>
+        </w:rPr>
+        <w:t xml:space="preserve">Dopodiché ho abilitato la condivisione file e stampanti dal Windows Defender Firewall così da permettere i </w:t>
+      </w:r>
+      <w:proofErr w:type="spellStart"/>
+      <w:r>
+        <w:rPr>
+          <w:sz w:val="32"/>
+          <w:szCs w:val="32"/>
+        </w:rPr>
+        <w:t>ping</w:t>
+      </w:r>
+      <w:proofErr w:type="spellEnd"/>
+      <w:r>
+        <w:rPr>
+          <w:sz w:val="32"/>
+          <w:szCs w:val="32"/>
+        </w:rPr>
+        <w:t xml:space="preserve"> futuri al client:</w:t>
+      </w:r>
+    </w:p>
+    <w:p>
+      <w:pPr>
+        <w:rPr>
+          <w:sz w:val="32"/>
+          <w:szCs w:val="32"/>
+        </w:rPr>
+      </w:pPr>
+      <w:r>
+        <w:rPr>
+          <w:sz w:val="32"/>
+          <w:szCs w:val="32"/>
+        </w:rPr>
+        <w:t>Infine ho eseguito uno snapshot e sono passato alla VM successiva.</w:t>
+      </w:r>
+    </w:p>
+    <w:p>
+      <w:pPr>
+        <w:rPr>
+          <w:sz w:val="32"/>
+          <w:szCs w:val="32"/>
+        </w:rPr>
+      </w:pPr>
+      <w:r>
+        <w:rPr>
+          <w:sz w:val="32"/>
+          <w:szCs w:val="32"/>
+        </w:rPr>
+        <w:t>Sul NAS ho provato l’accesso, verificato la funzionalità della scheda di rete e poi ho fatto l’accesso al sito ed aggiornato tutto l’aggiornabile.</w:t>
       </w:r>
     </w:p>
     <w:sectPr>
-      <w:headerReference w:type="default" r:id="rId6"/>
+      <w:headerReference w:type="default" r:id="rId8"/>
       <w:pgSz w:w="11906" w:h="16838"/>
       <w:pgMar w:top="1417" w:right="1134" w:bottom="1134" w:left="1134" w:header="708" w:footer="708" w:gutter="0"/>
       <w:cols w:space="708"/>
@@ -228,8 +508,17 @@
         <w:rFonts w:ascii="Arial" w:hAnsi="Arial" w:cs="Arial"/>
         <w:lang w:val="fr-CH"/>
       </w:rPr>
-      <w:t>Leonardo Montini</w:t>
+      <w:t xml:space="preserve">Leonardo </w:t>
     </w:r>
+    <w:proofErr w:type="spellStart"/>
+    <w:r>
+      <w:rPr>
+        <w:rFonts w:ascii="Arial" w:hAnsi="Arial" w:cs="Arial"/>
+        <w:lang w:val="fr-CH"/>
+      </w:rPr>
+      <w:t>Montini</w:t>
+    </w:r>
+    <w:proofErr w:type="spellEnd"/>
     <w:r>
       <w:rPr>
         <w:rFonts w:ascii="Arial" w:hAnsi="Arial" w:cs="Arial"/>
